--- a/recursos/referencia.docx
+++ b/recursos/referencia.docx
@@ -1018,6 +1018,7 @@
     <w:basedOn w:val="BodyTextChar"/>
     <w:rPr>
       <w:color w:themeColor="accent1" w:val="00537E"/>
+      <w:u w:val="single"/>
     </w:rPr>
   </w:style>
   <w:style w:styleId="TOCHeading" w:type="paragraph">
